--- a/01_Паспорта_сосудов_и_теплообменников/Перевод_RU/E204_Ловушка_на_жидком_азоте_RU.docx
+++ b/01_Паспорта_сосудов_и_теплообменников/Перевод_RU/E204_Ловушка_на_жидком_азоте_RU.docx
@@ -20,7 +20,7 @@
           <w:iCs/>
           <w:i/>
         </w:rPr>
-        <w:t xml:space="preserve">Перевод с китайского языка. Исходный файл: E204_液氮冷井.pdf. Страниц в оригинале: 21.</w:t>
+        <w:t xml:space="preserve">Перевод с китайского языка. Исходный файл: E204_Ловушка_на_жидком_азоте.pdf (исходное имя: E204_液氮冷井.pdf). Страниц в оригинале: 21.</w:t>
       </w:r>
     </w:p>
     <w:bookmarkStart w:id="20" w:name="X5ca7568bd2320788e11679a843cbea865d19aa2"/>
